--- a/docs/QI_FedDetect_IEEE_Access_Final.docx
+++ b/docs/QI_FedDetect_IEEE_Access_Final.docx
@@ -24,7 +24,7 @@
           <w:sz w:val="12"/>
           <w:szCs w:val="12"/>
         </w:rPr>
-        <w:t xml:space="preserve">Digital Object Identifier 10.1109/ACCESS.2025.Doi Number</w:t>
+        <w:t xml:space="preserve">Digital Object Identifier 10.1109/ACCESS.2026.Doi Number</w:t>
       </w:r>
     </w:p>
     <w:p>
@@ -103,7 +103,7 @@
       </w:r>
       <w:r>
         <w:rPr/>
-        <w:t xml:space="preserve"> The proliferation of Internet of Things (IoT) devices has created vast heterogeneous network environments increasingly targeted by sophisticated cyber attacks. Traditional intrusion detection systems (IDS) rely on centralized data collection, raising critical privacy and scalability concerns. Federated learning (FL) offers a compelling distributed training paradigm; however, Byzantine participants — clients that submit corrupted model updates — can silently degrade global model quality. This paper presents QI-FedDetect, a quantum-inspired federated intrusion detection framework that integrates variational quantum circuit (VQC)-based feature encoding with a Quantum Jensen-Shannon Divergence (QJSD) Byzantine Detection Module (BDM). We evaluate QI-FedDetect on two widely-used benchmarks, NSL-KDD and CICIDS2017, against five baselines: FedAvg, FedProx, Krum, Trimmed Mean, and FLTrust. On NSL-KDD, QI-FedDetect achieves 76.14% accuracy and 73.90% macro F1-score, with a Byzantine detection rate of 60.83% versus 0% for all non-detecting baselines. On CICIDS2017, QI-FedDetect attains 99.97% accuracy and 100% Byzantine detection. Ablation experiments confirm that both the VQC encoder and BDM contribute independently to performance: removing VQC reduces detection rate by 18.4%, while removing BDM eliminates Byzantine detection entirely. Robustness experiments across Byzantine fractions beta in {0.1, 0.2, 0.3} and Dirichlet heterogeneity alpha in {0.1, 0.5, 1.0} demonstrate consistent superiority over all baselines. Statistical significance (Wilcoxon signed-rank, p &lt; 0.05) is confirmed for all primary comparisons. A formal Byzantine Detection Theorem provides theoretical guarantees under bounded adversarial conditions.</w:t>
+        <w:t xml:space="preserve"> The proliferation of Internet of Things (IoT) devices has created vast heterogeneous network environments increasingly targeted by sophisticated cyber attacks. Traditional intrusion detection systems (IDS) rely on centralized data collection, raising critical privacy and scalability concerns. Federated learning (FL) offers a compelling distributed training paradigm; however, Byzantine participants — clients that submit corrupted model updates — can silently degrade global model quality. This paper presents QI-FedDetect, a quantum-inspired federated intrusion detection framework that integrates variational quantum circuit (VQC)-based feature encoding with a Quantum Jensen-Shannon Divergence (QJSD) Byzantine Detection Module (BDM). We evaluate QI-FedDetect on two widely-used benchmarks, NSL-KDD and CICIDS2017, against five baselines: FedAvg, FedProx, Krum, Trimmed Mean, and FLTrust-style. On NSL-KDD, QI-FedDetect achieves 76.14% accuracy and 73.90% macro F1-score, with a Byzantine detection rate of 60.83% versus 0% for all non-detecting baselines. On CICIDS2017, QI-FedDetect attains 99.97% accuracy and 100% Byzantine detection. Ablation experiments confirm that both the VQC encoder and BDM contribute independently to performance: removing VQC reduces detection rate by 18.4%, while removing BDM eliminates Byzantine detection entirely. Robustness experiments across Byzantine fractions beta in {0.1, 0.2, 0.3} and Dirichlet heterogeneity alpha in {0.1, 0.5, 1.0} demonstrate consistent superiority over all baselines. Statistical significance (Wilcoxon signed-rank, p &lt; 0.05) is confirmed for all primary comparisons. A formal Byzantine Detection Theorem provides theoretical guarantees under bounded adversarial conditions.</w:t>
       </w:r>
     </w:p>
     <w:p>
@@ -180,7 +180,7 @@
       </w:pPr>
       <w:r>
         <w:rPr/>
-        <w:t xml:space="preserve">2)  Byzantine Detection Theorem: A formal theorem with proof providing detection guarantees under bounded adversarial conditions using Quantum Jensen-Shannon Divergence (QJSD) as the detection criterion.</w:t>
+        <w:t xml:space="preserve">2)  Byzantine Detection Theorem: A formal theorem with proof providing detection guarantees under bounded adversarial conditions using direction-aware Quantum Jensen-Shannon Divergence (QJSD) as the detection criterion.</w:t>
       </w:r>
     </w:p>
     <w:p>
@@ -189,7 +189,7 @@
       </w:pPr>
       <w:r>
         <w:rPr/>
-        <w:t xml:space="preserve">3)  Comprehensive empirical evaluation: Experiments on NSL-KDD and CICIDS2017 against five baselines (FedAvg, FedProx, Krum, Trimmed Mean, FLTrust) under three Byzantine fractions (beta = 0.1, 0.2, 0.3) and three non-IID levels (alpha = 0.1, 0.5, 1.0), with statistical significance testing.</w:t>
+        <w:t xml:space="preserve">3)  Comprehensive empirical evaluation: Experiments on NSL-KDD and CICIDS2017 against five baselines (FedAvg, FedProx, Krum, Trimmed Mean, FLTrust-style) under three Byzantine fractions (beta = 0.1, 0.2, 0.3) and three non-IID levels (alpha = 0.1, 0.5, 1.0), with statistical significance testing.</w:t>
       </w:r>
     </w:p>
     <w:p>
@@ -282,7 +282,7 @@
       </w:pPr>
       <w:r>
         <w:rPr/>
-        <w:t xml:space="preserve">Blanchard et al. [22] introduced Krum, providing Byzantine tolerance by selecting the update geometrically closest to its n-f neighbors. Yin et al. proposed Trimmed Mean, removing a fraction of extreme gradient values before averaging. El Mhamdi et al. [23] demonstrated vulnerabilities of existing approaches under Byzantine conditions. Cao et al. proposed FLTrust, using a small clean root dataset at the server to score client updates by cosine similarity. Fang et al. [26] demonstrated that local model poisoning attacks can circumvent Byzantine-robust aggregation. Our approach differs fundamentally: rather than relying on geometric properties of the gradient space or requiring a clean root dataset, QI-FedDetect uses QJSD on quantum-amplitude representations of gradient updates, enabling detection without server-side ground truth data.</w:t>
+        <w:t xml:space="preserve">Blanchard et al. [22] introduced Krum, providing Byzantine tolerance by selecting the update geometrically closest to its n-f neighbors. Yin et al. proposed Trimmed Mean, removing a fraction of extreme gradient values before averaging. El Mhamdi et al. [23] demonstrated vulnerabilities of existing approaches under Byzantine conditions. Cao et al. proposed FLTrust-style, using a small clean root dataset at the server to score client updates by cosine similarity. Fang et al. [26] demonstrated that local model poisoning attacks can circumvent Byzantine-robust aggregation. Our approach differs fundamentally: rather than relying on geometric properties of the gradient space or requiring a clean root dataset, QI-FedDetect uses QJSD on quantum-amplitude representations of gradient updates, enabling detection without server-side ground truth data.</w:t>
       </w:r>
     </w:p>
     <w:p>
@@ -1299,7 +1299,7 @@
                 <w:rFonts w:ascii="Helvetica" w:hAnsi="Helvetica"/>
                 <w:sz w:val="15"/>
               </w:rPr>
-              <w:t xml:space="preserve">FLTrust [10]</w:t>
+              <w:t xml:space="preserve">FLTrust-style [10]</w:t>
             </w:r>
           </w:p>
         </w:tc>
@@ -3520,7 +3520,7 @@
       </w:pPr>
       <w:r>
         <w:rPr/>
-        <w:t xml:space="preserve">FLTrust [10]: Server maintains a small clean root dataset (1% of training data) and weights client updates by cosine similarity to the server's own gradient.</w:t>
+        <w:t xml:space="preserve">FLTrust-style [10]: Server maintains a small clean root dataset (1% of training data) and weights client updates by cosine similarity to the server's own gradient.</w:t>
       </w:r>
     </w:p>
     <w:p>
@@ -3922,7 +3922,7 @@
                 <w:rFonts w:ascii="Helvetica" w:hAnsi="Helvetica"/>
                 <w:sz w:val="15"/>
               </w:rPr>
-              <w:t xml:space="preserve">FLTrust [10]</w:t>
+              <w:t xml:space="preserve">FLTrust-style [10]</w:t>
             </w:r>
           </w:p>
         </w:tc>
@@ -4432,7 +4432,7 @@
       </w:pPr>
       <w:r>
         <w:rPr/>
-        <w:t xml:space="preserve">QI-FedDetect achieves the highest Byzantine detection rate at 60.83% +/- 4.25%, outperforming FLTrust (41.67%), Trimmed Mean (23.33%), and Krum (18.33%). FedAvg and FedProx record 0% by design. The classification accuracy of QI-FedDetect (76.14%) exceeds all detecting baselines, confirming that QJSD-based filtering produces cleaner aggregations than geometric-distance approaches. The higher variance (std = 0.0245) relative to FedAvg (0.0099) reflects the stochastic nature of Byzantine exclusion across seeds — a natural trade-off of any detection mechanism. The F1-score advantage of QI-FedDetect over FedAvg (73.90% vs 71.36%, p = 0.031) is statistically significant and reflects improved minority-class recall attributable to cleaner gradient aggregation after Byzantine exclusion.</w:t>
+        <w:t xml:space="preserve">QI-FedDetect achieves the highest Byzantine detection rate at 60.83% +/- 4.25%, outperforming FLTrust-style (41.67%), Trimmed Mean (23.33%), and Krum (18.33%). FedAvg and FedProx record 0% by design. The classification accuracy of QI-FedDetect (76.14%) exceeds all detecting baselines, confirming that QJSD-based filtering produces cleaner aggregations than geometric-distance approaches. The higher variance (std = 0.0245) relative to FedAvg (0.0099) reflects the stochastic nature of Byzantine exclusion across seeds — a natural trade-off of any detection mechanism. The F1-score advantage of QI-FedDetect over FedAvg (73.90% vs 71.36%, p = 0.031) is statistically significant and reflects improved minority-class recall attributable to cleaner gradient aggregation after Byzantine exclusion.</w:t>
       </w:r>
     </w:p>
     <w:p>
@@ -4743,7 +4743,7 @@
                 <w:rFonts w:ascii="Helvetica" w:hAnsi="Helvetica"/>
                 <w:sz w:val="15"/>
               </w:rPr>
-              <w:t xml:space="preserve">FLTrust [10]</w:t>
+              <w:t xml:space="preserve">FLTrust-style [10]</w:t>
             </w:r>
           </w:p>
         </w:tc>
@@ -5570,7 +5570,7 @@
                 <w:rFonts w:ascii="Helvetica" w:hAnsi="Helvetica"/>
                 <w:sz w:val="15"/>
               </w:rPr>
-              <w:t xml:space="preserve">FLTrust</w:t>
+              <w:t xml:space="preserve">FLTrust-style</w:t>
             </w:r>
           </w:p>
         </w:tc>
@@ -6505,7 +6505,7 @@
                 <w:rFonts w:ascii="Helvetica" w:hAnsi="Helvetica"/>
                 <w:sz w:val="15"/>
               </w:rPr>
-              <w:t xml:space="preserve">FLTrust Det.</w:t>
+              <w:t xml:space="preserve">FLTrust-style Det.</w:t>
             </w:r>
           </w:p>
         </w:tc>
@@ -6607,7 +6607,7 @@
       </w:pPr>
       <w:r>
         <w:rPr/>
-        <w:t xml:space="preserve">Both accuracy and detection rate degrade gracefully as heterogeneity increases (alpha decreases), reflecting the increased gradient variance among honest clients which narrows the QJSD separation margin. Critically, QI-FedDetect maintains a detection rate advantage over FLTrust at all heterogeneity levels (e.g., 44.17% vs 28.33% at alpha=0.1), demonstrating that QJSD-based detection is more robust to non-IID conditions than cosine-similarity-based approaches that depend on clean root data representative of the global distribution.</w:t>
+        <w:t xml:space="preserve">Both accuracy and detection rate degrade gracefully as heterogeneity increases (alpha decreases), reflecting the increased gradient variance among honest clients which narrows the QJSD separation margin. Critically, QI-FedDetect maintains a detection rate advantage over FLTrust-style at all heterogeneity levels (e.g., 44.17% vs 28.33% at alpha=0.1), demonstrating that QJSD-based detection is more robust to non-IID conditions than cosine-similarity-based approaches that depend on clean root data representative of the global distribution.</w:t>
       </w:r>
     </w:p>
     <w:p>
@@ -7973,7 +7973,7 @@
                 <w:rFonts w:ascii="Helvetica" w:hAnsi="Helvetica"/>
                 <w:sz w:val="15"/>
               </w:rPr>
-              <w:t xml:space="preserve">FLTrust</w:t>
+              <w:t xml:space="preserve">FLTrust-style</w:t>
             </w:r>
           </w:p>
         </w:tc>
@@ -8667,7 +8667,7 @@
                 <w:rFonts w:ascii="Helvetica" w:hAnsi="Helvetica"/>
                 <w:sz w:val="15"/>
               </w:rPr>
-              <w:t xml:space="preserve">FLTrust</w:t>
+              <w:t xml:space="preserve">FLTrust-style</w:t>
             </w:r>
           </w:p>
         </w:tc>
@@ -9857,7 +9857,7 @@
                 <w:rFonts w:ascii="Helvetica" w:hAnsi="Helvetica"/>
                 <w:sz w:val="15"/>
               </w:rPr>
-              <w:t xml:space="preserve">vs FLTrust</w:t>
+              <w:t xml:space="preserve">vs FLTrust-style</w:t>
             </w:r>
           </w:p>
         </w:tc>
@@ -10216,7 +10216,7 @@
       </w:pPr>
       <w:r>
         <w:rPr/>
-        <w:t xml:space="preserve">Source code, experiment configurations, and preprocessing scripts are publicly available at https://github.com/drsaikrishnathota1/QI-FedDetect (MIT License). NSL-KDD: https://www.unb.ca/cic/datasets/nsl.html. CICIDS2017: https://www.unb.ca/cic/datasets/ids-2017.html. All random seeds, hyperparameters, and environment specifications required to reproduce reported results are documented in the repository README.</w:t>
+        <w:t xml:space="preserve">Source code, experiment configurations, robust-baseline implementations, and preprocessing scripts are publicly available at https://github.com/drsaikrishnathota1/QI-FedDetect (MIT License). NSL-KDD: https://www.unb.ca/cic/datasets/nsl.html. CICIDS2017: https://www.unb.ca/cic/datasets/ids-2017.html. All random seeds, hyperparameters, and environment specifications required to reproduce reported results are documented in the repository README.</w:t>
       </w:r>
     </w:p>
     <w:p>
@@ -10352,7 +10352,7 @@
           <w:sz w:val="15"/>
           <w:szCs w:val="15"/>
         </w:rPr>
-        <w:t xml:space="preserve">[10]  Z. Cao, M. Fang, and N. Gong, "FLTrust: Byzantine-Robust Federated Learning via Trust Bootstrapping," Proc. NDSS, 2021.</w:t>
+        <w:t xml:space="preserve">[10]  Z. Cao, M. Fang, and N. Gong, "FLTrust-style: Byzantine-Robust Federated Learning via Trust Bootstrapping," Proc. NDSS, 2021.</w:t>
       </w:r>
     </w:p>
     <w:p>
